--- a/Modules/Week3/Pre-reading.docx
+++ b/Modules/Week3/Pre-reading.docx
@@ -29,6 +29,7 @@
     <w:p>
       <w:pPr>
         <w:numPr>
+          <w:ilvl w:val="0"/>
           <w:numId w:val="0"/>
         </w:numPr>
         <w:spacing w:line="240" w:lineRule="auto"/>
@@ -108,6 +109,7 @@
     <w:p>
       <w:pPr>
         <w:numPr>
+          <w:ilvl w:val="0"/>
           <w:numId w:val="0"/>
         </w:numPr>
         <w:spacing w:line="240" w:lineRule="auto"/>
@@ -167,6 +169,7 @@
     <w:p>
       <w:pPr>
         <w:numPr>
+          <w:ilvl w:val="0"/>
           <w:numId w:val="0"/>
         </w:numPr>
         <w:spacing w:line="240" w:lineRule="auto"/>
@@ -208,6 +211,7 @@
     <w:p>
       <w:pPr>
         <w:numPr>
+          <w:ilvl w:val="0"/>
           <w:numId w:val="0"/>
         </w:numPr>
         <w:spacing w:line="240" w:lineRule="auto"/>
@@ -249,6 +253,7 @@
     <w:p>
       <w:pPr>
         <w:numPr>
+          <w:ilvl w:val="0"/>
           <w:numId w:val="0"/>
         </w:numPr>
         <w:spacing w:line="240" w:lineRule="auto"/>
@@ -511,6 +516,7 @@
     <w:p>
       <w:pPr>
         <w:numPr>
+          <w:ilvl w:val="0"/>
           <w:numId w:val="0"/>
         </w:numPr>
         <w:spacing w:line="240" w:lineRule="auto"/>
@@ -1325,7 +1331,26 @@
           <w:sz w:val="25"/>
           <w:szCs w:val="25"/>
         </w:rPr>
-        <w:t xml:space="preserve"> Server sập đột ngột $\rightarrow$ App tự động reconnect vào phòng trong </w:t>
+        <w:t xml:space="preserve"> Server sập đột ngột </w:t>
+      </w:r>
+      <w:r>
+        <w:rPr>
+          <w:rFonts w:hint="default" w:eastAsia="sans-serif" w:cs="Times New Roman"/>
+          <w:sz w:val="25"/>
+          <w:szCs w:val="25"/>
+          <w:lang w:val="en-US"/>
+        </w:rPr>
+        <w:t>-&gt;</w:t>
+      </w:r>
+      <w:bookmarkStart w:id="0" w:name="_GoBack"/>
+      <w:bookmarkEnd w:id="0"/>
+      <w:r>
+        <w:rPr>
+          <w:rFonts w:hint="default" w:ascii="Times New Roman" w:hAnsi="Times New Roman" w:eastAsia="sans-serif" w:cs="Times New Roman"/>
+          <w:sz w:val="25"/>
+          <w:szCs w:val="25"/>
+        </w:rPr>
+        <w:t xml:space="preserve"> App tự động reconnect vào phòng trong </w:t>
       </w:r>
       <w:r>
         <w:rPr>
@@ -1439,6 +1464,7 @@
         <w:keepLines w:val="0"/>
         <w:widowControl/>
         <w:numPr>
+          <w:ilvl w:val="0"/>
           <w:numId w:val="0"/>
         </w:numPr>
         <w:suppressLineNumbers w:val="0"/>
@@ -1924,8 +1950,6 @@
         </w:rPr>
         <w:t xml:space="preserve">4. </w:t>
       </w:r>
-      <w:bookmarkStart w:id="0" w:name="_GoBack"/>
-      <w:bookmarkEnd w:id="0"/>
       <w:r>
         <w:rPr>
           <w:rFonts w:hint="default" w:ascii="Times New Roman" w:hAnsi="Times New Roman" w:cs="Times New Roman"/>
@@ -2083,6 +2107,7 @@
         <w:keepLines w:val="0"/>
         <w:widowControl/>
         <w:numPr>
+          <w:ilvl w:val="0"/>
           <w:numId w:val="0"/>
         </w:numPr>
         <w:suppressLineNumbers w:val="0"/>
@@ -2102,6 +2127,7 @@
         <w:keepLines w:val="0"/>
         <w:widowControl/>
         <w:numPr>
+          <w:ilvl w:val="0"/>
           <w:numId w:val="0"/>
         </w:numPr>
         <w:suppressLineNumbers w:val="0"/>
@@ -2119,6 +2145,7 @@
     <w:p>
       <w:pPr>
         <w:numPr>
+          <w:ilvl w:val="0"/>
           <w:numId w:val="0"/>
         </w:numPr>
         <w:spacing w:line="240" w:lineRule="auto"/>
@@ -2135,6 +2162,7 @@
     <w:p>
       <w:pPr>
         <w:numPr>
+          <w:ilvl w:val="0"/>
           <w:numId w:val="0"/>
         </w:numPr>
         <w:spacing w:line="240" w:lineRule="auto"/>
@@ -2230,6 +2258,8 @@
       </w:pPr>
       <w:rPr>
         <w:rFonts w:hint="default" w:ascii="Wingdings" w:hAnsi="Wingdings"/>
+        <w:sz w:val="15"/>
+        <w:szCs w:val="15"/>
       </w:rPr>
     </w:lvl>
   </w:abstractNum>
@@ -2312,8 +2342,8 @@
     <w:lsdException w:unhideWhenUsed="0" w:uiPriority="0" w:semiHidden="0" w:name="Normal Indent"/>
     <w:lsdException w:unhideWhenUsed="0" w:uiPriority="0" w:semiHidden="0" w:name="footnote text"/>
     <w:lsdException w:unhideWhenUsed="0" w:uiPriority="0" w:semiHidden="0" w:name="annotation text"/>
-    <w:lsdException w:unhideWhenUsed="0" w:uiPriority="0" w:semiHidden="0" w:name="header"/>
-    <w:lsdException w:unhideWhenUsed="0" w:uiPriority="0" w:semiHidden="0" w:name="footer"/>
+    <w:lsdException w:qFormat="1" w:unhideWhenUsed="0" w:uiPriority="0" w:semiHidden="0" w:name="header"/>
+    <w:lsdException w:qFormat="1" w:unhideWhenUsed="0" w:uiPriority="0" w:semiHidden="0" w:name="footer"/>
     <w:lsdException w:unhideWhenUsed="0" w:uiPriority="0" w:semiHidden="0" w:name="index heading"/>
     <w:lsdException w:qFormat="1" w:uiPriority="0" w:name="caption"/>
     <w:lsdException w:unhideWhenUsed="0" w:uiPriority="0" w:semiHidden="0" w:name="table of figures"/>
@@ -2373,7 +2403,7 @@
     <w:lsdException w:unhideWhenUsed="0" w:uiPriority="0" w:semiHidden="0" w:name="Document Map"/>
     <w:lsdException w:unhideWhenUsed="0" w:uiPriority="0" w:semiHidden="0" w:name="Plain Text"/>
     <w:lsdException w:unhideWhenUsed="0" w:uiPriority="0" w:semiHidden="0" w:name="E-mail Signature"/>
-    <w:lsdException w:unhideWhenUsed="0" w:uiPriority="0" w:semiHidden="0" w:name="Normal (Web)"/>
+    <w:lsdException w:qFormat="1" w:unhideWhenUsed="0" w:uiPriority="0" w:semiHidden="0" w:name="Normal (Web)"/>
     <w:lsdException w:unhideWhenUsed="0" w:uiPriority="0" w:semiHidden="0" w:name="HTML Acronym"/>
     <w:lsdException w:unhideWhenUsed="0" w:uiPriority="0" w:semiHidden="0" w:name="HTML Address"/>
     <w:lsdException w:unhideWhenUsed="0" w:uiPriority="0" w:semiHidden="0" w:name="HTML Cite"/>
@@ -2583,6 +2613,7 @@
   <w:style w:type="paragraph" w:styleId="5">
     <w:name w:val="footer"/>
     <w:basedOn w:val="1"/>
+    <w:qFormat/>
     <w:uiPriority w:val="0"/>
     <w:pPr>
       <w:tabs>
@@ -2600,6 +2631,7 @@
   <w:style w:type="paragraph" w:styleId="6">
     <w:name w:val="header"/>
     <w:basedOn w:val="1"/>
+    <w:qFormat/>
     <w:uiPriority w:val="0"/>
     <w:pPr>
       <w:tabs>
@@ -2625,6 +2657,7 @@
   </w:style>
   <w:style w:type="paragraph" w:styleId="8">
     <w:name w:val="Normal (Web)"/>
+    <w:qFormat/>
     <w:uiPriority w:val="0"/>
     <w:pPr>
       <w:spacing w:before="0" w:beforeAutospacing="1" w:after="0" w:afterAutospacing="1"/>
@@ -2632,6 +2665,7 @@
       <w:jc w:val="left"/>
     </w:pPr>
     <w:rPr>
+      <w:rFonts w:ascii="Times New Roman" w:hAnsi="Times New Roman" w:eastAsia="SimSun" w:cs="Times New Roman"/>
       <w:kern w:val="0"/>
       <w:sz w:val="24"/>
       <w:szCs w:val="24"/>
